--- a/docs/开题报告.docx
+++ b/docs/开题报告.docx
@@ -66,7 +66,7 @@
           <w:sz w:val="28"/>
           <w:szCs w:val="28"/>
         </w:rPr>
-        <w:t xml:space="preserve">题目：基于 Spring Boot 与 React 的类 Discord 实时通信平台的设计与实现</w:t>
+        <w:t xml:space="preserve">题目：基于 Spring Boot 与 React 的社区化实时通信平台的设计与实现</w:t>
       </w:r>
     </w:p>
     <w:p>
@@ -651,7 +651,7 @@
         <w:rPr>
           <w:rFonts w:ascii="Times New Roman" w:eastAsia="SimSun"/>
         </w:rPr>
-        <w:t xml:space="preserve">Discord 是这一领域的标杆产品，自 2015 年上线以来已拥有数亿月活跃用户，其技术栈极具代表性：后端使用 Elixir/Erlang 构建高性能实时网关[1]，语音基于 WebRTC 与自研 Opus 编解码，前端为 Electron 桌面应用。复刻其核心功能，不仅有助于深入理解实时系统的底层原理，也能系统性地训练后端权限建模、WebSocket 长连接管理、前端状态管理与安全防护等工程能力。</w:t>
+        <w:t xml:space="preserve">Discord 是这一领域的标杆产品，自 2015 年上线以来已拥有数亿月活跃用户，其技术栈极具代表性：后端使用 Elixir/Erlang 构建高性能实时网关[1]，语音基于 WebRTC 与自研 Opus 编解码，前端为 Electron 桌面应用。围绕其公开的核心能力进行工程实现，不仅有助于深入理解实时系统的底层原理，也能系统性地训练后端权限建模、WebSocket 长连接管理、前端状态管理与安全防护等工程能力。</w:t>
       </w:r>
     </w:p>
     <w:p>
@@ -664,7 +664,7 @@
         <w:rPr>
           <w:rFonts w:ascii="Times New Roman" w:eastAsia="SimSun"/>
         </w:rPr>
-        <w:t xml:space="preserve">基于上述背景，本课题拟以 Java 与 React 技术栈为依托，设计并实现一个功能较为完整、权限判定严格、具备自动化测试与持续集成保障的类 Discord 实时通信平台，工程实现代号 Chorus。</w:t>
+        <w:t xml:space="preserve">基于上述背景，本课题拟以 Java 与 React 技术栈为依托，设计并实现一个功能较为完整、权限判定严格、具备自动化测试与持续集成保障的社区化实时通信平台，工程实现代号 Chorus。</w:t>
       </w:r>
     </w:p>
     <w:p>
@@ -1118,7 +1118,7 @@
         <w:rPr>
           <w:rFonts w:ascii="Times New Roman" w:eastAsia="SimSun"/>
         </w:rPr>
-        <w:t xml:space="preserve">设计并实现一个类 Discord 的实时通信平台，达到“功能完整、权限严格、运行稳定、可测试、可部署”的目标：功能上覆盖账号认证、好友与私信、群组与频道管理、消息与附件、实时语音与音视频通话、审计日志等核心能力；质量上建立覆盖前后端的自动化回归体系与持续集成流水线；成果上形成可运行系统、完整源码文档与毕业论文。</w:t>
+        <w:t xml:space="preserve">设计并实现一个社区化实时通信平台，达到“功能完整、权限严格、运行稳定、可测试、可部署”的目标：功能上覆盖账号认证、好友与私信、群组与频道管理、消息与附件、实时语音与音视频通话、审计日志等核心能力；质量上建立覆盖前后端的自动化回归体系与持续集成流水线；成果上形成可运行系统、完整源码文档与毕业论文。</w:t>
       </w:r>
     </w:p>
     <w:p>
@@ -3944,7 +3944,7 @@
         <w:rPr>
           <w:rFonts w:ascii="Times New Roman" w:eastAsia="SimSun"/>
         </w:rPr>
-        <w:t xml:space="preserve">一个可运行的类 Discord 实时通信平台，包含 React 单页应用前端、Spring Boot 后端与独立的最小 UDP 转发原型模块；</w:t>
+        <w:t xml:space="preserve">一个可运行的社区化实时通信平台，包含 React 单页应用前端、Spring Boot 后端与独立的最小 UDP 转发原型模块；</w:t>
       </w:r>
     </w:p>
     <w:p>

--- a/docs/开题报告.docx
+++ b/docs/开题报告.docx
@@ -66,7 +66,7 @@
           <w:sz w:val="28"/>
           <w:szCs w:val="28"/>
         </w:rPr>
-        <w:t xml:space="preserve">题目：基于 Spring Boot 与 React 的社区化实时通信平台的设计与实现</w:t>
+        <w:t xml:space="preserve">题目：基于 Spring Boot 与 React 的智能音视频实时通讯平台的设计与实现</w:t>
       </w:r>
     </w:p>
     <w:p>
@@ -664,7 +664,7 @@
         <w:rPr>
           <w:rFonts w:ascii="Times New Roman" w:eastAsia="SimSun"/>
         </w:rPr>
-        <w:t xml:space="preserve">基于上述背景，本课题拟以 Java 与 React 技术栈为依托，设计并实现一个功能较为完整、权限判定严格、具备自动化测试与持续集成保障的社区化实时通信平台，工程实现代号 Chorus。</w:t>
+        <w:t xml:space="preserve">基于上述背景，本课题拟以 Java 与 React 技术栈为依托，设计并实现一个功能较为完整、权限判定严格、具备自动化测试与持续集成保障的智能音视频实时通信平台，工程实现代号 Chorus。</w:t>
       </w:r>
     </w:p>
     <w:p>
@@ -1118,7 +1118,7 @@
         <w:rPr>
           <w:rFonts w:ascii="Times New Roman" w:eastAsia="SimSun"/>
         </w:rPr>
-        <w:t xml:space="preserve">设计并实现一个社区化实时通信平台，达到“功能完整、权限严格、运行稳定、可测试、可部署”的目标：功能上覆盖账号认证、好友与私信、群组与频道管理、消息与附件、实时语音与音视频通话、审计日志等核心能力；质量上建立覆盖前后端的自动化回归体系与持续集成流水线；成果上形成可运行系统、完整源码文档与毕业论文。</w:t>
+        <w:t xml:space="preserve">设计并实现一个智能音视频实时通信平台，达到“功能完整、权限严格、运行稳定、可测试、可部署”的目标：功能上覆盖账号认证、好友与私信、群组与频道管理、消息与附件、实时语音与音视频通话、审计日志等核心能力；质量上建立覆盖前后端的自动化回归体系与持续集成流水线；成果上形成可运行系统、完整源码文档与毕业论文。</w:t>
       </w:r>
     </w:p>
     <w:p>
@@ -3944,7 +3944,7 @@
         <w:rPr>
           <w:rFonts w:ascii="Times New Roman" w:eastAsia="SimSun"/>
         </w:rPr>
-        <w:t xml:space="preserve">一个可运行的社区化实时通信平台，包含 React 单页应用前端、Spring Boot 后端与独立的最小 UDP 转发原型模块；</w:t>
+        <w:t xml:space="preserve">一个可运行的智能音视频实时通信平台，包含 React 单页应用前端、Spring Boot 后端与独立的最小 UDP 转发原型模块；</w:t>
       </w:r>
     </w:p>
     <w:p>

--- a/docs/开题报告.docx
+++ b/docs/开题报告.docx
@@ -2482,7 +2482,7 @@
       <w:r>
         <w:drawing>
           <wp:inline distT="0" distB="0" distL="0" distR="0">
-            <wp:extent cx="4953000" cy="4124325"/>
+            <wp:extent cx="4953000" cy="3314700"/>
             <wp:effectExtent t="0" r="0" b="0" l="0"/>
             <wp:docPr id="1" name="" descr="" title=""/>
             <wp:cNvGraphicFramePr>
@@ -2507,7 +2507,7 @@
                   <pic:spPr bwMode="auto">
                     <a:xfrm>
                       <a:off x="0" y="0"/>
-                      <a:ext cx="4953000" cy="4124325"/>
+                      <a:ext cx="4953000" cy="3314700"/>
                     </a:xfrm>
                     <a:prstGeom prst="rect">
                       <a:avLst/>

--- a/docs/开题报告.docx
+++ b/docs/开题报告.docx
@@ -2482,7 +2482,7 @@
       <w:r>
         <w:drawing>
           <wp:inline distT="0" distB="0" distL="0" distR="0">
-            <wp:extent cx="4953000" cy="3314700"/>
+            <wp:extent cx="4953000" cy="3762375"/>
             <wp:effectExtent t="0" r="0" b="0" l="0"/>
             <wp:docPr id="1" name="" descr="" title=""/>
             <wp:cNvGraphicFramePr>
@@ -2507,7 +2507,7 @@
                   <pic:spPr bwMode="auto">
                     <a:xfrm>
                       <a:off x="0" y="0"/>
-                      <a:ext cx="4953000" cy="3314700"/>
+                      <a:ext cx="4953000" cy="3762375"/>
                     </a:xfrm>
                     <a:prstGeom prst="rect">
                       <a:avLst/>

--- a/docs/开题报告.docx
+++ b/docs/开题报告.docx
@@ -651,7 +651,7 @@
         <w:rPr>
           <w:rFonts w:ascii="Times New Roman" w:eastAsia="SimSun"/>
         </w:rPr>
-        <w:t xml:space="preserve">Discord 是这一领域的标杆产品，自 2015 年上线以来已拥有数亿月活跃用户，其技术栈极具代表性：后端使用 Elixir/Erlang 构建高性能实时网关[1]，语音基于 WebRTC 与自研 Opus 编解码，前端为 Electron 桌面应用。围绕其公开的核心能力进行工程实现，不仅有助于深入理解实时系统的底层原理，也能系统性地训练后端权限建模、WebSocket 长连接管理、前端状态管理与安全防护等工程能力。</w:t>
+        <w:t xml:space="preserve">Discord 是这一领域的代表性产品，自 2015 年上线以来已拥有数亿月活跃用户，其技术栈与功能形态具有较高的参考价值：后端使用 Elixir/Erlang 构建高性能实时网关[1]，语音基于 WebRTC 与 Opus 编解码，前端为 Electron 桌面应用。本课题以其公开的协议语义与权限模型作为需求参照，独立完成一个同类系统的设计与实现，既有助于深入理解实时系统的底层原理，也能系统性地训练后端权限建模、WebSocket 长连接管理、前端状态管理与安全防护等工程能力。</w:t>
       </w:r>
     </w:p>
     <w:p>
@@ -2451,7 +2451,7 @@
         <w:rPr>
           <w:rFonts w:ascii="Times New Roman" w:eastAsia="SimSun"/>
         </w:rPr>
-        <w:t xml:space="preserve">需求分析：梳理 Discord 核心功能，归纳 11 个功能域的功能需求与安全性、实时性、可靠性、可维护性、可移植性五类非功能需求，并建立用例模型。</w:t>
+        <w:t xml:space="preserve">需求分析：梳理同类平台的核心功能，归纳 11 个功能域的功能需求与安全性、实时性、可靠性、可维护性、可移植性五类非功能需求，并建立用例模型。</w:t>
       </w:r>
     </w:p>
     <w:p>

--- a/docs/开题报告.docx
+++ b/docs/开题报告.docx
@@ -66,7 +66,7 @@
           <w:sz w:val="28"/>
           <w:szCs w:val="28"/>
         </w:rPr>
-        <w:t xml:space="preserve">题目：基于 Spring Boot 与 React 的智能音视频实时通讯平台的设计与实现</w:t>
+        <w:t xml:space="preserve">题目：基于 Spring Boot 与 React 的智能音视频实时通讯系统的设计与实现</w:t>
       </w:r>
     </w:p>
     <w:p>
@@ -664,7 +664,7 @@
         <w:rPr>
           <w:rFonts w:ascii="Times New Roman" w:eastAsia="SimSun"/>
         </w:rPr>
-        <w:t xml:space="preserve">基于上述背景，本课题拟以 Java 与 React 技术栈为依托，设计并实现一个功能较为完整、权限判定严格、具备自动化测试与持续集成保障的智能音视频实时通信平台，工程实现代号 Chorus。</w:t>
+        <w:t xml:space="preserve">基于上述背景，本课题拟以 Java 与 React 技术栈为依托，设计并实现一个功能较为完整、权限判定严格、具备自动化测试与持续集成保障的智能音视频实时通信系统，工程实现代号 Chorus。</w:t>
       </w:r>
     </w:p>
     <w:p>
@@ -1118,7 +1118,7 @@
         <w:rPr>
           <w:rFonts w:ascii="Times New Roman" w:eastAsia="SimSun"/>
         </w:rPr>
-        <w:t xml:space="preserve">设计并实现一个智能音视频实时通信平台，达到“功能完整、权限严格、运行稳定、可测试、可部署”的目标：功能上覆盖账号认证、好友与私信、群组与频道管理、消息与附件、实时语音与音视频通话、审计日志等核心能力；质量上建立覆盖前后端的自动化回归体系与持续集成流水线；成果上形成可运行系统、完整源码文档与毕业论文。</w:t>
+        <w:t xml:space="preserve">设计并实现一个智能音视频实时通信系统，达到“功能完整、权限严格、运行稳定、可测试、可部署”的目标：功能上覆盖账号认证、好友与私信、群组与频道管理、消息与附件、实时语音与音视频通话、审计日志等核心能力；质量上建立覆盖前后端的自动化回归体系与持续集成流水线；成果上形成可运行系统、完整源码文档与毕业论文。</w:t>
       </w:r>
     </w:p>
     <w:p>
@@ -3944,7 +3944,7 @@
         <w:rPr>
           <w:rFonts w:ascii="Times New Roman" w:eastAsia="SimSun"/>
         </w:rPr>
-        <w:t xml:space="preserve">一个可运行的智能音视频实时通信平台，包含 React 单页应用前端、Spring Boot 后端与独立的最小 UDP 转发原型模块；</w:t>
+        <w:t xml:space="preserve">一个可运行的智能音视频实时通信系统，包含 React 单页应用前端、Spring Boot 后端与独立的最小 UDP 转发原型模块；</w:t>
       </w:r>
     </w:p>
     <w:p>
